--- a/public/fun/forms/이력서_백엔드개발자_8_신입활동형.docx
+++ b/public/fun/forms/이력서_백엔드개발자_8_신입활동형.docx
@@ -362,28 +362,76 @@
             <w:tcW w:type="dxa" w:w="2070"/>
             <w:vAlign w:val="center"/>
           </w:tcPr>
-          <w:p/>
+          <w:p>
+            <w:pPr>
+              <w:spacing w:before="0" w:after="0"/>
+              <w:jc w:val="left"/>
+            </w:pPr>
+            <w:r>
+              <w:rPr>
+                <w:color w:val="A9B0B8"/>
+                <w:sz w:val="16"/>
+              </w:rPr>
+              <w:t>예) 2022.03 ~ 2024.02</w:t>
+            </w:r>
+          </w:p>
         </w:tc>
         <w:tc>
           <w:tcPr>
             <w:tcW w:type="dxa" w:w="2760"/>
             <w:vAlign w:val="center"/>
           </w:tcPr>
-          <w:p/>
+          <w:p>
+            <w:pPr>
+              <w:spacing w:before="0" w:after="0"/>
+              <w:jc w:val="left"/>
+            </w:pPr>
+            <w:r>
+              <w:rPr>
+                <w:color w:val="A9B0B8"/>
+                <w:sz w:val="16"/>
+              </w:rPr>
+              <w:t>○○대학교 (졸업)</w:t>
+            </w:r>
+          </w:p>
         </w:tc>
         <w:tc>
           <w:tcPr>
             <w:tcW w:type="dxa" w:w="2760"/>
             <w:vAlign w:val="center"/>
           </w:tcPr>
-          <w:p/>
+          <w:p>
+            <w:pPr>
+              <w:spacing w:before="0" w:after="0"/>
+              <w:jc w:val="left"/>
+            </w:pPr>
+            <w:r>
+              <w:rPr>
+                <w:color w:val="A9B0B8"/>
+                <w:sz w:val="16"/>
+              </w:rPr>
+              <w:t>○○학과 (졸업)</w:t>
+            </w:r>
+          </w:p>
         </w:tc>
         <w:tc>
           <w:tcPr>
             <w:tcW w:type="dxa" w:w="2760"/>
             <w:vAlign w:val="center"/>
           </w:tcPr>
-          <w:p/>
+          <w:p>
+            <w:pPr>
+              <w:spacing w:before="0" w:after="0"/>
+              <w:jc w:val="left"/>
+            </w:pPr>
+            <w:r>
+              <w:rPr>
+                <w:color w:val="A9B0B8"/>
+                <w:sz w:val="16"/>
+              </w:rPr>
+              <w:t>우수 · 장학 등</w:t>
+            </w:r>
+          </w:p>
         </w:tc>
       </w:tr>
       <w:tr>

--- a/public/fun/forms/이력서_백엔드개발자_8_신입활동형.docx
+++ b/public/fun/forms/이력서_백엔드개발자_8_신입활동형.docx
@@ -51,10 +51,10 @@
         <w:tblLook w:firstColumn="1" w:firstRow="1" w:lastColumn="0" w:lastRow="0" w:noHBand="0" w:noVBand="1" w:val="04A0"/>
       </w:tblPr>
       <w:tblGrid>
-        <w:gridCol w:w="1200"/>
+        <w:gridCol w:w="1425"/>
         <w:gridCol w:w="3975"/>
-        <w:gridCol w:w="1200"/>
-        <w:gridCol w:w="3975"/>
+        <w:gridCol w:w="1425"/>
+        <w:gridCol w:w="3525"/>
       </w:tblGrid>
       <w:tr>
         <w:trPr>
@@ -63,7 +63,7 @@
         </w:trPr>
         <w:tc>
           <w:tcPr>
-            <w:tcW w:type="dxa" w:w="1200"/>
+            <w:tcW w:type="dxa" w:w="1425"/>
             <w:shd w:val="clear" w:color="auto" w:fill="F2F4F5"/>
             <w:vAlign w:val="center"/>
           </w:tcPr>
@@ -91,7 +91,7 @@
         </w:tc>
         <w:tc>
           <w:tcPr>
-            <w:tcW w:type="dxa" w:w="1200"/>
+            <w:tcW w:type="dxa" w:w="1425"/>
             <w:shd w:val="clear" w:color="auto" w:fill="F2F4F5"/>
             <w:vAlign w:val="center"/>
           </w:tcPr>
@@ -112,7 +112,7 @@
         </w:tc>
         <w:tc>
           <w:tcPr>
-            <w:tcW w:type="dxa" w:w="3975"/>
+            <w:tcW w:type="dxa" w:w="3525"/>
             <w:vAlign w:val="center"/>
           </w:tcPr>
           <w:p/>
@@ -125,7 +125,7 @@
         </w:trPr>
         <w:tc>
           <w:tcPr>
-            <w:tcW w:type="dxa" w:w="1200"/>
+            <w:tcW w:type="dxa" w:w="1425"/>
             <w:shd w:val="clear" w:color="auto" w:fill="F2F4F5"/>
             <w:vAlign w:val="center"/>
           </w:tcPr>
@@ -153,7 +153,7 @@
         </w:tc>
         <w:tc>
           <w:tcPr>
-            <w:tcW w:type="dxa" w:w="1200"/>
+            <w:tcW w:type="dxa" w:w="1425"/>
             <w:shd w:val="clear" w:color="auto" w:fill="F2F4F5"/>
             <w:vAlign w:val="center"/>
           </w:tcPr>
@@ -174,7 +174,7 @@
         </w:tc>
         <w:tc>
           <w:tcPr>
-            <w:tcW w:type="dxa" w:w="3975"/>
+            <w:tcW w:type="dxa" w:w="3525"/>
             <w:vAlign w:val="center"/>
           </w:tcPr>
           <w:p/>
@@ -187,7 +187,7 @@
         </w:trPr>
         <w:tc>
           <w:tcPr>
-            <w:tcW w:type="dxa" w:w="1200"/>
+            <w:tcW w:type="dxa" w:w="1425"/>
             <w:shd w:val="clear" w:color="auto" w:fill="F2F4F5"/>
             <w:vAlign w:val="center"/>
           </w:tcPr>
@@ -208,7 +208,7 @@
         </w:tc>
         <w:tc>
           <w:tcPr>
-            <w:tcW w:type="dxa" w:w="9150"/>
+            <w:tcW w:type="dxa" w:w="8925"/>
             <w:gridSpan w:val="3"/>
             <w:vAlign w:val="center"/>
           </w:tcPr>

--- a/public/fun/forms/이력서_백엔드개발자_8_신입활동형.docx
+++ b/public/fun/forms/이력서_백엔드개발자_8_신입활동형.docx
@@ -372,7 +372,7 @@
                 <w:color w:val="A9B0B8"/>
                 <w:sz w:val="16"/>
               </w:rPr>
-              <w:t>예) 2022.03 ~ 2024.02</w:t>
+              <w:t>예) ○○○○.○○ ~ ○○○○.○○</w:t>
             </w:r>
           </w:p>
         </w:tc>
@@ -391,7 +391,7 @@
                 <w:color w:val="A9B0B8"/>
                 <w:sz w:val="16"/>
               </w:rPr>
-              <w:t>○○대학교 (졸업)</w:t>
+              <w:t>학교명 입력 (졸업)</w:t>
             </w:r>
           </w:p>
         </w:tc>
@@ -410,7 +410,7 @@
                 <w:color w:val="A9B0B8"/>
                 <w:sz w:val="16"/>
               </w:rPr>
-              <w:t>○○학과 (졸업)</w:t>
+              <w:t>학과명 입력 (졸업)</w:t>
             </w:r>
           </w:p>
         </w:tc>
@@ -1838,7 +1838,7 @@
                 <w:color w:val="4F6773"/>
                 <w:sz w:val="19"/>
               </w:rPr>
-              <w:t>2023.03~현재 · ○○(주) 결제팀 · 결제 API 응답시간 480ms → 290ms(−40%), 장애 알림 오탐 70% 감소</w:t>
+              <w:t>기간 입력 · ○○(주) 결제팀 · 결제 API 응답시간 480ms → 290ms(−40%), 장애 알림 오탐 70% 감소</w:t>
             </w:r>
           </w:p>
         </w:tc>
